--- a/docs/ISO27001/ZAZ-14-01_Sken_zranitelnosti_CVE.docx
+++ b/docs/ISO27001/ZAZ-14-01_Sken_zranitelnosti_CVE.docx
@@ -419,7 +419,7 @@
                 <w:sz w:val="20"/>
                 <w:szCs w:val="20"/>
               </w:rPr>
-              <w:t xml:space="preserve">Claude + Marti (technika)</w:t>
+              <w:t xml:space="preserve">Claude + Marti Pašek (technika)</w:t>
             </w:r>
           </w:p>
         </w:tc>
